--- a/src/content_factory/rpd/templates/dpo_pk_skeleton.docx
+++ b/src/content_factory/rpd/templates/dpo_pk_skeleton.docx
@@ -3159,7 +3159,7 @@
         <w:rPr>
           <w:rtl w:val="0"/>
         </w:rPr>
-        <w:t xml:space="preserve">2.1. Профессиональные компетенции и их качественное изменение</w:t>
+        <w:t>2.2. Профессиональные компетенции и их качественное изменение</w:t>
       </w:r>
     </w:p>
     <w:p>
